--- a/Shablons/xizmat/talabnoma.docx
+++ b/Shablons/xizmat/talabnoma.docx
@@ -1,6 +1,6 @@
 
 <file path=word/document.xml><?xml version="1.0" encoding="utf-8"?>
-<w:document xmlns:wpc="http://schemas.microsoft.com/office/word/2010/wordprocessingCanvas" xmlns:cx="http://schemas.microsoft.com/office/drawing/2014/chartex" xmlns:cx1="http://schemas.microsoft.com/office/drawing/2015/9/8/chartex" xmlns:cx2="http://schemas.microsoft.com/office/drawing/2015/10/21/chartex" xmlns:cx3="http://schemas.microsoft.com/office/drawing/2016/5/9/chartex" xmlns:cx4="http://schemas.microsoft.com/office/drawing/2016/5/10/chartex" xmlns:cx5="http://schemas.microsoft.com/office/drawing/2016/5/11/chartex" xmlns:cx6="http://schemas.microsoft.com/office/drawing/2016/5/12/chartex" xmlns:cx7="http://schemas.microsoft.com/office/drawing/2016/5/13/chartex" xmlns:cx8="http://schemas.microsoft.com/office/drawing/2016/5/14/chartex" xmlns:mc="http://schemas.openxmlformats.org/markup-compatibility/2006" xmlns:aink="http://schemas.microsoft.com/office/drawing/2016/ink" xmlns:am3d="http://schemas.microsoft.com/office/drawing/2017/model3d" xmlns:o="urn:schemas-microsoft-com:office:office" xmlns:oel="http://schemas.microsoft.com/office/2019/extlst" xmlns:r="http://schemas.openxmlformats.org/officeDocument/2006/relationships" xmlns:m="http://schemas.openxmlformats.org/officeDocument/2006/math" xmlns:v="urn:schemas-microsoft-com:vml" xmlns:wp14="http://schemas.microsoft.com/office/word/2010/wordprocessingDrawing" xmlns:wp="http://schemas.openxmlformats.org/drawingml/2006/wordprocessingDrawing" xmlns:w10="urn:schemas-microsoft-com:office:word" xmlns:w="http://schemas.openxmlformats.org/wordprocessingml/2006/main" xmlns:w14="http://schemas.microsoft.com/office/word/2010/wordml" xmlns:w15="http://schemas.microsoft.com/office/word/2012/wordml" xmlns:w16cex="http://schemas.microsoft.com/office/word/2018/wordml/cex" xmlns:w16cid="http://schemas.microsoft.com/office/word/2016/wordml/cid" xmlns:w16="http://schemas.microsoft.com/office/word/2018/wordml" xmlns:w16du="http://schemas.microsoft.com/office/word/2023/wordml/word16du" xmlns:w16sdtdh="http://schemas.microsoft.com/office/word/2020/wordml/sdtdatahash" xmlns:w16sdtfl="http://schemas.microsoft.com/office/word/2024/wordml/sdtformatlock" xmlns:w16se="http://schemas.microsoft.com/office/word/2015/wordml/symex" xmlns:wpg="http://schemas.microsoft.com/office/word/2010/wordprocessingGroup" xmlns:wpi="http://schemas.microsoft.com/office/word/2010/wordprocessingInk" xmlns:wne="http://schemas.microsoft.com/office/word/2006/wordml" xmlns:wps="http://schemas.microsoft.com/office/word/2010/wordprocessingShape" mc:Ignorable="w14 w15 w16se w16cid w16 w16cex w16sdtdh w16sdtfl w16du wp14">
+<w:document xmlns:wpc="http://schemas.microsoft.com/office/word/2010/wordprocessingCanvas" xmlns:cx="http://schemas.microsoft.com/office/drawing/2014/chartex" xmlns:cx1="http://schemas.microsoft.com/office/drawing/2015/9/8/chartex" xmlns:cx2="http://schemas.microsoft.com/office/drawing/2015/10/21/chartex" xmlns:cx3="http://schemas.microsoft.com/office/drawing/2016/5/9/chartex" xmlns:cx4="http://schemas.microsoft.com/office/drawing/2016/5/10/chartex" xmlns:cx5="http://schemas.microsoft.com/office/drawing/2016/5/11/chartex" xmlns:cx6="http://schemas.microsoft.com/office/drawing/2016/5/12/chartex" xmlns:cx7="http://schemas.microsoft.com/office/drawing/2016/5/13/chartex" xmlns:cx8="http://schemas.microsoft.com/office/drawing/2016/5/14/chartex" xmlns:mc="http://schemas.openxmlformats.org/markup-compatibility/2006" xmlns:aink="http://schemas.microsoft.com/office/drawing/2016/ink" xmlns:am3d="http://schemas.microsoft.com/office/drawing/2017/model3d" xmlns:o="urn:schemas-microsoft-com:office:office" xmlns:r="http://schemas.openxmlformats.org/officeDocument/2006/relationships" xmlns:m="http://schemas.openxmlformats.org/officeDocument/2006/math" xmlns:v="urn:schemas-microsoft-com:vml" xmlns:wp14="http://schemas.microsoft.com/office/word/2010/wordprocessingDrawing" xmlns:wp="http://schemas.openxmlformats.org/drawingml/2006/wordprocessingDrawing" xmlns:w10="urn:schemas-microsoft-com:office:word" xmlns:w="http://schemas.openxmlformats.org/wordprocessingml/2006/main" xmlns:w14="http://schemas.microsoft.com/office/word/2010/wordml" xmlns:w15="http://schemas.microsoft.com/office/word/2012/wordml" xmlns:w16cex="http://schemas.microsoft.com/office/word/2018/wordml/cex" xmlns:w16cid="http://schemas.microsoft.com/office/word/2016/wordml/cid" xmlns:w16="http://schemas.microsoft.com/office/word/2018/wordml" xmlns:w16se="http://schemas.microsoft.com/office/word/2015/wordml/symex" xmlns:wpg="http://schemas.microsoft.com/office/word/2010/wordprocessingGroup" xmlns:wpi="http://schemas.microsoft.com/office/word/2010/wordprocessingInk" xmlns:wne="http://schemas.microsoft.com/office/word/2006/wordml" xmlns:wps="http://schemas.microsoft.com/office/word/2010/wordprocessingShape" mc:Ignorable="w14 w15 w16se w16cid w16 w16cex wp14">
   <w:body>
     <w:p>
       <w:pPr>
@@ -18,7 +18,6 @@
       <w:r>
         <w:rPr>
           <w:b/>
-          <w:color w:val="4F81BD" w:themeColor="accent1"/>
           <w:sz w:val="28"/>
         </w:rPr>
         <w:t>{qabul_qiluvchi}</w:t>
@@ -26,56 +25,9 @@
       <w:r>
         <w:rPr>
           <w:b/>
-          <w:color w:val="4F81BD" w:themeColor="accent1"/>
-          <w:spacing w:val="-7"/>
           <w:sz w:val="28"/>
         </w:rPr>
-      </w:r>
-      <w:r>
-        <w:rPr>
-          <w:b/>
-          <w:color w:val="4F81BD" w:themeColor="accent1"/>
-          <w:spacing w:val="-2"/>
-          <w:sz w:val="28"/>
-        </w:rPr>
-      </w:r>
-      <w:r>
-        <w:rPr>
-          <w:b/>
-          <w:color w:val="4F81BD" w:themeColor="accent1"/>
-          <w:spacing w:val="-2"/>
-          <w:sz w:val="28"/>
-        </w:rPr>
-      </w:r>
-      <w:r>
-        <w:rPr>
-          <w:b/>
-          <w:color w:val="4F81BD" w:themeColor="accent1"/>
-          <w:sz w:val="28"/>
-        </w:rPr>
-      </w:r>
-      <w:r>
-        <w:rPr>
-          <w:b/>
-          <w:color w:val="4F81BD" w:themeColor="accent1"/>
-          <w:spacing w:val="-18"/>
-          <w:sz w:val="28"/>
-        </w:rPr>
-      </w:r>
-      <w:r>
-        <w:rPr>
-          <w:b/>
-          <w:color w:val="4F81BD" w:themeColor="accent1"/>
-          <w:sz w:val="28"/>
-        </w:rPr>
-        <w:t xml:space="preserve"> </w:t>
-      </w:r>
-      <w:r>
-        <w:rPr>
-          <w:b/>
-          <w:sz w:val="28"/>
-        </w:rPr>
-        <w:t>boshlig‘i</w:t>
+        <w:t xml:space="preserve"> boshlig‘i</w:t>
       </w:r>
       <w:r>
         <w:rPr>
@@ -88,7 +40,7 @@
     </w:p>
     <w:p>
       <w:pPr>
-        <w:pStyle w:val="BodyText"/>
+        <w:pStyle w:val="a3"/>
         <w:spacing w:before="36"/>
         <w:ind w:left="7020"/>
         <w:rPr>
@@ -98,7 +50,7 @@
     </w:p>
     <w:p>
       <w:pPr>
-        <w:pStyle w:val="Title"/>
+        <w:pStyle w:val="a5"/>
         <w:ind w:left="720"/>
         <w:jc w:val="center"/>
       </w:pPr>
@@ -159,7 +111,7 @@
     </w:p>
     <w:p>
       <w:pPr>
-        <w:pStyle w:val="BodyText"/>
+        <w:pStyle w:val="a3"/>
         <w:spacing w:before="189"/>
         <w:ind w:left="720" w:right="137" w:firstLine="720"/>
         <w:jc w:val="both"/>
@@ -220,7 +172,7 @@
     </w:p>
     <w:p>
       <w:pPr>
-        <w:pStyle w:val="BodyText"/>
+        <w:pStyle w:val="a3"/>
         <w:ind w:left="720" w:right="136" w:firstLine="720"/>
         <w:jc w:val="both"/>
       </w:pPr>
@@ -239,154 +191,103 @@
     </w:p>
     <w:p>
       <w:pPr>
-        <w:pStyle w:val="BodyText"/>
+        <w:pStyle w:val="a3"/>
         <w:ind w:left="720" w:right="136" w:firstLine="720"/>
         <w:jc w:val="both"/>
       </w:pPr>
       <w:r>
         <w:t xml:space="preserve">Yuqoridagilarni inobatga olib, </w:t>
       </w:r>
-      <w:proofErr w:type="spellStart"/>
       <w:r>
         <w:rPr>
           <w:b/>
           <w:bCs/>
-          <w:color w:val="4F81BD" w:themeColor="accent1"/>
+        </w:rPr>
+        <w:t>{</w:t>
+      </w:r>
+      <w:r>
+        <w:rPr>
+          <w:b/>
+          <w:bCs/>
           <w:lang w:val="en-US"/>
         </w:rPr>
-        <w:t>{mahalla}</w:t>
-      </w:r>
-      <w:proofErr w:type="spellEnd"/>
-      <w:r>
-        <w:rPr>
-          <w:color w:val="4F81BD" w:themeColor="accent1"/>
-        </w:rPr>
-        <w:t xml:space="preserve"> </w:t>
-      </w:r>
-      <w:r>
-        <w:t xml:space="preserve">mahalladagi kompleks xizmat ko‘rsatuvchi xodim </w:t>
-      </w:r>
-      <w:r>
-        <w:t xml:space="preserve"> </w:t>
+        <w:t>mahalla</w:t>
       </w:r>
       <w:r>
         <w:rPr>
           <w:b/>
           <w:bCs/>
-          <w:color w:val="4F81BD" w:themeColor="accent1"/>
+        </w:rPr>
+        <w:t>}</w:t>
+      </w:r>
+      <w:r>
+        <w:t xml:space="preserve"> mahalladagi kompleks xizmat ko‘rsatuvchi xodim </w:t>
+      </w:r>
+      <w:r>
+        <w:t xml:space="preserve"> </w:t>
+      </w:r>
+      <w:r>
+        <w:rPr>
+          <w:b/>
+          <w:bCs/>
           <w:lang w:val="uz-Cyrl-UZ"/>
         </w:rPr>
         <w:t>{xodim}</w:t>
       </w:r>
       <w:r>
-        <w:rPr>
-          <w:color w:val="4F81BD" w:themeColor="accent1"/>
-        </w:rPr>
-        <w:t xml:space="preserve"> </w:t>
-      </w:r>
-      <w:r>
-        <w:t xml:space="preserve">tomonidan </w:t>
+        <w:t xml:space="preserve"> tomonidan </w:t>
       </w:r>
       <w:r>
         <w:rPr>
           <w:b/>
           <w:bCs/>
-          <w:color w:val="4F81BD" w:themeColor="accent1"/>
-        </w:rPr>
-        <w:t>{tugilgan_sana}</w:t>
-      </w:r>
-      <w:proofErr w:type="spellStart"/>
+        </w:rPr>
+        <w:t>{tu</w:t>
+      </w:r>
+      <w:bookmarkStart w:id="0" w:name="_GoBack"/>
+      <w:bookmarkEnd w:id="0"/>
       <w:r>
         <w:rPr>
           <w:b/>
           <w:bCs/>
-          <w:color w:val="4F81BD" w:themeColor="accent1"/>
-          <w:lang w:val="en-US"/>
-        </w:rPr>
-      </w:r>
-      <w:proofErr w:type="spellEnd"/>
+        </w:rPr>
+        <w:t>gilgan_sana}</w:t>
+      </w:r>
       <w:r>
         <w:rPr>
           <w:b/>
           <w:bCs/>
-          <w:color w:val="4F81BD" w:themeColor="accent1"/>
-        </w:rPr>
-      </w:r>
-      <w:proofErr w:type="spellStart"/>
+        </w:rPr>
+        <w:t>da</w:t>
+      </w:r>
+      <w:r>
+        <w:t xml:space="preserve"> tug‘ilgan </w:t>
+      </w:r>
       <w:r>
         <w:rPr>
           <w:b/>
           <w:bCs/>
-          <w:color w:val="4F81BD" w:themeColor="accent1"/>
-          <w:lang w:val="en-US"/>
-        </w:rPr>
-      </w:r>
-      <w:proofErr w:type="spellEnd"/>
+          <w:lang w:val="uz-Cyrl-UZ"/>
+        </w:rPr>
+        <w:t>{fuqaro}</w:t>
+      </w:r>
+      <w:r>
+        <w:t xml:space="preserve"> “</w:t>
+      </w:r>
       <w:r>
         <w:rPr>
           <w:b/>
           <w:bCs/>
-          <w:color w:val="4F81BD" w:themeColor="accent1"/>
-        </w:rPr>
-        <w:t>da</w:t>
-      </w:r>
-      <w:r>
-        <w:rPr>
-          <w:color w:val="4F81BD" w:themeColor="accent1"/>
-        </w:rPr>
-        <w:t xml:space="preserve"> </w:t>
-      </w:r>
-      <w:r>
-        <w:t xml:space="preserve">tug‘ilgan </w:t>
-      </w:r>
-      <w:r>
-        <w:rPr>
-          <w:b/>
-          <w:bCs/>
-          <w:color w:val="4F81BD" w:themeColor="accent1"/>
-          <w:lang w:val="uz-Cyrl-UZ"/>
-        </w:rPr>
-        <w:t>{fuqaro}</w:t>
-      </w:r>
-      <w:r>
-        <w:rPr>
-          <w:color w:val="4F81BD" w:themeColor="accent1"/>
-        </w:rPr>
-        <w:t xml:space="preserve"> </w:t>
-      </w:r>
-      <w:r>
-        <w:t>“</w:t>
-      </w:r>
-      <w:r>
-        <w:rPr>
-          <w:b/>
-          <w:bCs/>
-          <w:color w:val="4F81BD" w:themeColor="accent1"/>
         </w:rPr>
         <w:t>{yordam_turi}</w:t>
       </w:r>
       <w:r>
-        <w:rPr>
-          <w:b/>
-          <w:bCs/>
-          <w:color w:val="4F81BD" w:themeColor="accent1"/>
-          <w:spacing w:val="40"/>
-        </w:rPr>
-      </w:r>
-      <w:r>
-        <w:rPr>
-          <w:b/>
-          <w:bCs/>
-          <w:color w:val="4F81BD" w:themeColor="accent1"/>
-        </w:rPr>
-      </w:r>
-      <w:r>
         <w:t>” bo‘yicha yordamlar ko‘rsatishni ta’minlab, natijasi to‘g‘risida belgilangan muddatda bizning manzilga ma’lumot berishingizni so‘raymiz.</w:t>
       </w:r>
     </w:p>
     <w:p>
       <w:pPr>
-        <w:pStyle w:val="BodyText"/>
+        <w:pStyle w:val="a3"/>
         <w:spacing w:before="34"/>
         <w:ind w:left="720" w:firstLine="720"/>
         <w:rPr>
@@ -402,7 +303,6 @@
           <w:i/>
           <w:spacing w:val="-2"/>
           <w:sz w:val="20"/>
-          <w:lang w:val="en-US"/>
         </w:rPr>
       </w:pPr>
       <w:r>
@@ -683,7 +583,6 @@
         <w:rPr>
           <w:i/>
           <w:sz w:val="20"/>
-          <w:lang w:val="en-US"/>
         </w:rPr>
       </w:pPr>
     </w:p>
@@ -707,7 +606,7 @@
     </w:p>
     <w:p>
       <w:pPr>
-        <w:pStyle w:val="BodyText"/>
+        <w:pStyle w:val="a3"/>
         <w:rPr>
           <w:i/>
           <w:sz w:val="20"/>
@@ -716,7 +615,7 @@
     </w:p>
     <w:p>
       <w:pPr>
-        <w:pStyle w:val="BodyText"/>
+        <w:pStyle w:val="a3"/>
         <w:rPr>
           <w:i/>
           <w:sz w:val="20"/>
@@ -725,7 +624,7 @@
     </w:p>
     <w:p>
       <w:pPr>
-        <w:pStyle w:val="BodyText"/>
+        <w:pStyle w:val="a3"/>
         <w:rPr>
           <w:i/>
           <w:sz w:val="20"/>
@@ -734,7 +633,7 @@
     </w:p>
     <w:p>
       <w:pPr>
-        <w:pStyle w:val="BodyText"/>
+        <w:pStyle w:val="a3"/>
         <w:spacing w:before="95"/>
         <w:rPr>
           <w:i/>
@@ -745,9 +644,9 @@
     <w:p>
       <w:pPr>
         <w:tabs>
-          <w:tab w:val="left" w:pos="8223"/>
+          <w:tab w:val="left" w:pos="9072"/>
         </w:tabs>
-        <w:ind w:left="1842"/>
+        <w:ind w:left="567" w:firstLine="851"/>
         <w:rPr>
           <w:b/>
           <w:spacing w:val="-2"/>
@@ -765,20 +664,6 @@
       <w:r>
         <w:rPr>
           <w:b/>
-          <w:spacing w:val="-5"/>
-          <w:sz w:val="28"/>
-        </w:rPr>
-      </w:r>
-      <w:r>
-        <w:rPr>
-          <w:b/>
-          <w:spacing w:val="-2"/>
-          <w:sz w:val="28"/>
-        </w:rPr>
-      </w:r>
-      <w:r>
-        <w:rPr>
-          <w:b/>
           <w:sz w:val="28"/>
         </w:rPr>
         <w:tab/>
@@ -791,28 +676,6 @@
           <w:lang w:val="uz-Cyrl-UZ"/>
         </w:rPr>
         <w:t>{rahbar}</w:t>
-      </w:r>
-      <w:r>
-        <w:rPr>
-          <w:b/>
-          <w:spacing w:val="-2"/>
-          <w:sz w:val="28"/>
-        </w:rPr>
-      </w:r>
-      <w:r>
-        <w:rPr>
-          <w:b/>
-          <w:spacing w:val="-2"/>
-          <w:sz w:val="28"/>
-          <w:lang w:val="uz-Cyrl-UZ"/>
-        </w:rPr>
-      </w:r>
-      <w:r>
-        <w:rPr>
-          <w:b/>
-          <w:spacing w:val="-2"/>
-          <w:sz w:val="28"/>
-        </w:rPr>
       </w:r>
     </w:p>
     <w:sectPr>
@@ -827,28 +690,58 @@
 </w:document>
 </file>
 
+<file path=word/endnotes.xml><?xml version="1.0" encoding="utf-8"?>
+<w:endnotes xmlns:wpc="http://schemas.microsoft.com/office/word/2010/wordprocessingCanvas" xmlns:cx="http://schemas.microsoft.com/office/drawing/2014/chartex" xmlns:cx1="http://schemas.microsoft.com/office/drawing/2015/9/8/chartex" xmlns:cx2="http://schemas.microsoft.com/office/drawing/2015/10/21/chartex" xmlns:cx3="http://schemas.microsoft.com/office/drawing/2016/5/9/chartex" xmlns:cx4="http://schemas.microsoft.com/office/drawing/2016/5/10/chartex" xmlns:cx5="http://schemas.microsoft.com/office/drawing/2016/5/11/chartex" xmlns:cx6="http://schemas.microsoft.com/office/drawing/2016/5/12/chartex" xmlns:cx7="http://schemas.microsoft.com/office/drawing/2016/5/13/chartex" xmlns:cx8="http://schemas.microsoft.com/office/drawing/2016/5/14/chartex" xmlns:mc="http://schemas.openxmlformats.org/markup-compatibility/2006" xmlns:aink="http://schemas.microsoft.com/office/drawing/2016/ink" xmlns:am3d="http://schemas.microsoft.com/office/drawing/2017/model3d" xmlns:o="urn:schemas-microsoft-com:office:office" xmlns:r="http://schemas.openxmlformats.org/officeDocument/2006/relationships" xmlns:m="http://schemas.openxmlformats.org/officeDocument/2006/math" xmlns:v="urn:schemas-microsoft-com:vml" xmlns:wp14="http://schemas.microsoft.com/office/word/2010/wordprocessingDrawing" xmlns:wp="http://schemas.openxmlformats.org/drawingml/2006/wordprocessingDrawing" xmlns:w10="urn:schemas-microsoft-com:office:word" xmlns:w="http://schemas.openxmlformats.org/wordprocessingml/2006/main" xmlns:w14="http://schemas.microsoft.com/office/word/2010/wordml" xmlns:w15="http://schemas.microsoft.com/office/word/2012/wordml" xmlns:w16cex="http://schemas.microsoft.com/office/word/2018/wordml/cex" xmlns:w16cid="http://schemas.microsoft.com/office/word/2016/wordml/cid" xmlns:w16="http://schemas.microsoft.com/office/word/2018/wordml" xmlns:w16se="http://schemas.microsoft.com/office/word/2015/wordml/symex" xmlns:wpg="http://schemas.microsoft.com/office/word/2010/wordprocessingGroup" xmlns:wpi="http://schemas.microsoft.com/office/word/2010/wordprocessingInk" xmlns:wne="http://schemas.microsoft.com/office/word/2006/wordml" xmlns:wps="http://schemas.microsoft.com/office/word/2010/wordprocessingShape" mc:Ignorable="w14 w15 w16se w16cid w16 w16cex wp14">
+  <w:endnote w:type="separator" w:id="-1">
+    <w:p>
+      <w:r>
+        <w:separator/>
+      </w:r>
+    </w:p>
+  </w:endnote>
+  <w:endnote w:type="continuationSeparator" w:id="0">
+    <w:p>
+      <w:r>
+        <w:continuationSeparator/>
+      </w:r>
+    </w:p>
+  </w:endnote>
+</w:endnotes>
+</file>
+
 <file path=word/footer1.xml><?xml version="1.0" encoding="utf-8"?>
-<w:ftr xmlns:m="http://schemas.openxmlformats.org/officeDocument/2006/math" xmlns:mc="http://schemas.openxmlformats.org/markup-compatibility/2006" xmlns:mo="http://schemas.microsoft.com/office/mac/office/2008/main" xmlns:mv="urn:schemas-microsoft-com:mac:vml" xmlns:o="urn:schemas-microsoft-com:office:office" xmlns:r="http://schemas.openxmlformats.org/officeDocument/2006/relationships" xmlns:v="urn:schemas-microsoft-com:vml" xmlns:w10="urn:schemas-microsoft-com:office:word" xmlns:w14="http://schemas.microsoft.com/office/word/2010/wordml" xmlns:w="http://schemas.openxmlformats.org/wordprocessingml/2006/main" xmlns:wne="http://schemas.microsoft.com/office/word/2006/wordml" xmlns:wp14="http://schemas.microsoft.com/office/word/2010/wordprocessingDrawing" xmlns:wp="http://schemas.openxmlformats.org/drawingml/2006/wordprocessingDrawing" xmlns:wpc="http://schemas.microsoft.com/office/word/2010/wordprocessingCanvas" xmlns:wpg="http://schemas.microsoft.com/office/word/2010/wordprocessingGroup" xmlns:wpi="http://schemas.microsoft.com/office/word/2010/wordprocessingInk" xmlns:wps="http://schemas.microsoft.com/office/word/2010/wordprocessingShape" mc:Ignorable="w14 wp14">
-  <w:p>
-    <w:pPr>
-      <w:pStyle w:val="Footer"/>
-    </w:pPr>
-  </w:p>
+<w:ftr xmlns:wpc="http://schemas.microsoft.com/office/word/2010/wordprocessingCanvas" xmlns:cx="http://schemas.microsoft.com/office/drawing/2014/chartex" xmlns:cx1="http://schemas.microsoft.com/office/drawing/2015/9/8/chartex" xmlns:cx2="http://schemas.microsoft.com/office/drawing/2015/10/21/chartex" xmlns:cx3="http://schemas.microsoft.com/office/drawing/2016/5/9/chartex" xmlns:cx4="http://schemas.microsoft.com/office/drawing/2016/5/10/chartex" xmlns:cx5="http://schemas.microsoft.com/office/drawing/2016/5/11/chartex" xmlns:cx6="http://schemas.microsoft.com/office/drawing/2016/5/12/chartex" xmlns:cx7="http://schemas.microsoft.com/office/drawing/2016/5/13/chartex" xmlns:cx8="http://schemas.microsoft.com/office/drawing/2016/5/14/chartex" xmlns:mc="http://schemas.openxmlformats.org/markup-compatibility/2006" xmlns:aink="http://schemas.microsoft.com/office/drawing/2016/ink" xmlns:am3d="http://schemas.microsoft.com/office/drawing/2017/model3d" xmlns:o="urn:schemas-microsoft-com:office:office" xmlns:r="http://schemas.openxmlformats.org/officeDocument/2006/relationships" xmlns:m="http://schemas.openxmlformats.org/officeDocument/2006/math" xmlns:v="urn:schemas-microsoft-com:vml" xmlns:wp14="http://schemas.microsoft.com/office/word/2010/wordprocessingDrawing" xmlns:wp="http://schemas.openxmlformats.org/drawingml/2006/wordprocessingDrawing" xmlns:w10="urn:schemas-microsoft-com:office:word" xmlns:w="http://schemas.openxmlformats.org/wordprocessingml/2006/main" xmlns:w14="http://schemas.microsoft.com/office/word/2010/wordml" xmlns:w15="http://schemas.microsoft.com/office/word/2012/wordml" xmlns:w16cex="http://schemas.microsoft.com/office/word/2018/wordml/cex" xmlns:w16cid="http://schemas.microsoft.com/office/word/2016/wordml/cid" xmlns:w16="http://schemas.microsoft.com/office/word/2018/wordml" xmlns:w16se="http://schemas.microsoft.com/office/word/2015/wordml/symex" xmlns:wpg="http://schemas.microsoft.com/office/word/2010/wordprocessingGroup" xmlns:wpi="http://schemas.microsoft.com/office/word/2010/wordprocessingInk" xmlns:wne="http://schemas.microsoft.com/office/word/2006/wordml" xmlns:wps="http://schemas.microsoft.com/office/word/2010/wordprocessingShape" mc:Ignorable="w14 w15 w16se w16cid w16 w16cex wp14">
+  <w:p/>
 </w:ftr>
 </file>
 
+<file path=word/footnotes.xml><?xml version="1.0" encoding="utf-8"?>
+<w:footnotes xmlns:wpc="http://schemas.microsoft.com/office/word/2010/wordprocessingCanvas" xmlns:cx="http://schemas.microsoft.com/office/drawing/2014/chartex" xmlns:cx1="http://schemas.microsoft.com/office/drawing/2015/9/8/chartex" xmlns:cx2="http://schemas.microsoft.com/office/drawing/2015/10/21/chartex" xmlns:cx3="http://schemas.microsoft.com/office/drawing/2016/5/9/chartex" xmlns:cx4="http://schemas.microsoft.com/office/drawing/2016/5/10/chartex" xmlns:cx5="http://schemas.microsoft.com/office/drawing/2016/5/11/chartex" xmlns:cx6="http://schemas.microsoft.com/office/drawing/2016/5/12/chartex" xmlns:cx7="http://schemas.microsoft.com/office/drawing/2016/5/13/chartex" xmlns:cx8="http://schemas.microsoft.com/office/drawing/2016/5/14/chartex" xmlns:mc="http://schemas.openxmlformats.org/markup-compatibility/2006" xmlns:aink="http://schemas.microsoft.com/office/drawing/2016/ink" xmlns:am3d="http://schemas.microsoft.com/office/drawing/2017/model3d" xmlns:o="urn:schemas-microsoft-com:office:office" xmlns:r="http://schemas.openxmlformats.org/officeDocument/2006/relationships" xmlns:m="http://schemas.openxmlformats.org/officeDocument/2006/math" xmlns:v="urn:schemas-microsoft-com:vml" xmlns:wp14="http://schemas.microsoft.com/office/word/2010/wordprocessingDrawing" xmlns:wp="http://schemas.openxmlformats.org/drawingml/2006/wordprocessingDrawing" xmlns:w10="urn:schemas-microsoft-com:office:word" xmlns:w="http://schemas.openxmlformats.org/wordprocessingml/2006/main" xmlns:w14="http://schemas.microsoft.com/office/word/2010/wordml" xmlns:w15="http://schemas.microsoft.com/office/word/2012/wordml" xmlns:w16cex="http://schemas.microsoft.com/office/word/2018/wordml/cex" xmlns:w16cid="http://schemas.microsoft.com/office/word/2016/wordml/cid" xmlns:w16="http://schemas.microsoft.com/office/word/2018/wordml" xmlns:w16se="http://schemas.microsoft.com/office/word/2015/wordml/symex" xmlns:wpg="http://schemas.microsoft.com/office/word/2010/wordprocessingGroup" xmlns:wpi="http://schemas.microsoft.com/office/word/2010/wordprocessingInk" xmlns:wne="http://schemas.microsoft.com/office/word/2006/wordml" xmlns:wps="http://schemas.microsoft.com/office/word/2010/wordprocessingShape" mc:Ignorable="w14 w15 w16se w16cid w16 w16cex wp14">
+  <w:footnote w:type="separator" w:id="-1">
+    <w:p>
+      <w:r>
+        <w:separator/>
+      </w:r>
+    </w:p>
+  </w:footnote>
+  <w:footnote w:type="continuationSeparator" w:id="0">
+    <w:p>
+      <w:r>
+        <w:continuationSeparator/>
+      </w:r>
+    </w:p>
+  </w:footnote>
+</w:footnotes>
+</file>
+
 <file path=word/header1.xml><?xml version="1.0" encoding="utf-8"?>
-<w:hdr xmlns:m="http://schemas.openxmlformats.org/officeDocument/2006/math" xmlns:mc="http://schemas.openxmlformats.org/markup-compatibility/2006" xmlns:mo="http://schemas.microsoft.com/office/mac/office/2008/main" xmlns:mv="urn:schemas-microsoft-com:mac:vml" xmlns:o="urn:schemas-microsoft-com:office:office" xmlns:r="http://schemas.openxmlformats.org/officeDocument/2006/relationships" xmlns:v="urn:schemas-microsoft-com:vml" xmlns:w10="urn:schemas-microsoft-com:office:word" xmlns:w14="http://schemas.microsoft.com/office/word/2010/wordml" xmlns:w="http://schemas.openxmlformats.org/wordprocessingml/2006/main" xmlns:wne="http://schemas.microsoft.com/office/word/2006/wordml" xmlns:wp14="http://schemas.microsoft.com/office/word/2010/wordprocessingDrawing" xmlns:wp="http://schemas.openxmlformats.org/drawingml/2006/wordprocessingDrawing" xmlns:wpc="http://schemas.microsoft.com/office/word/2010/wordprocessingCanvas" xmlns:wpg="http://schemas.microsoft.com/office/word/2010/wordprocessingGroup" xmlns:wpi="http://schemas.microsoft.com/office/word/2010/wordprocessingInk" xmlns:wps="http://schemas.microsoft.com/office/word/2010/wordprocessingShape" mc:Ignorable="w14 wp14">
-  <w:p>
-    <w:pPr>
-      <w:pStyle w:val="Header"/>
-    </w:pPr>
-  </w:p>
+<w:hdr xmlns:wpc="http://schemas.microsoft.com/office/word/2010/wordprocessingCanvas" xmlns:cx="http://schemas.microsoft.com/office/drawing/2014/chartex" xmlns:cx1="http://schemas.microsoft.com/office/drawing/2015/9/8/chartex" xmlns:cx2="http://schemas.microsoft.com/office/drawing/2015/10/21/chartex" xmlns:cx3="http://schemas.microsoft.com/office/drawing/2016/5/9/chartex" xmlns:cx4="http://schemas.microsoft.com/office/drawing/2016/5/10/chartex" xmlns:cx5="http://schemas.microsoft.com/office/drawing/2016/5/11/chartex" xmlns:cx6="http://schemas.microsoft.com/office/drawing/2016/5/12/chartex" xmlns:cx7="http://schemas.microsoft.com/office/drawing/2016/5/13/chartex" xmlns:cx8="http://schemas.microsoft.com/office/drawing/2016/5/14/chartex" xmlns:mc="http://schemas.openxmlformats.org/markup-compatibility/2006" xmlns:aink="http://schemas.microsoft.com/office/drawing/2016/ink" xmlns:am3d="http://schemas.microsoft.com/office/drawing/2017/model3d" xmlns:o="urn:schemas-microsoft-com:office:office" xmlns:r="http://schemas.openxmlformats.org/officeDocument/2006/relationships" xmlns:m="http://schemas.openxmlformats.org/officeDocument/2006/math" xmlns:v="urn:schemas-microsoft-com:vml" xmlns:wp14="http://schemas.microsoft.com/office/word/2010/wordprocessingDrawing" xmlns:wp="http://schemas.openxmlformats.org/drawingml/2006/wordprocessingDrawing" xmlns:w10="urn:schemas-microsoft-com:office:word" xmlns:w="http://schemas.openxmlformats.org/wordprocessingml/2006/main" xmlns:w14="http://schemas.microsoft.com/office/word/2010/wordml" xmlns:w15="http://schemas.microsoft.com/office/word/2012/wordml" xmlns:w16cex="http://schemas.microsoft.com/office/word/2018/wordml/cex" xmlns:w16cid="http://schemas.microsoft.com/office/word/2016/wordml/cid" xmlns:w16="http://schemas.microsoft.com/office/word/2018/wordml" xmlns:w16se="http://schemas.microsoft.com/office/word/2015/wordml/symex" xmlns:wpg="http://schemas.microsoft.com/office/word/2010/wordprocessingGroup" xmlns:wpi="http://schemas.microsoft.com/office/word/2010/wordprocessingInk" xmlns:wne="http://schemas.microsoft.com/office/word/2006/wordml" xmlns:wps="http://schemas.microsoft.com/office/word/2010/wordprocessingShape" mc:Ignorable="w14 w15 w16se w16cid w16 w16cex wp14">
+  <w:p/>
 </w:hdr>
 </file>
 
 <file path=word/styles.xml><?xml version="1.0" encoding="utf-8"?>
-<w:styles xmlns:mc="http://schemas.openxmlformats.org/markup-compatibility/2006" xmlns:r="http://schemas.openxmlformats.org/officeDocument/2006/relationships" xmlns:w="http://schemas.openxmlformats.org/wordprocessingml/2006/main" xmlns:w14="http://schemas.microsoft.com/office/word/2010/wordml" xmlns:w15="http://schemas.microsoft.com/office/word/2012/wordml" xmlns:w16cex="http://schemas.microsoft.com/office/word/2018/wordml/cex" xmlns:w16cid="http://schemas.microsoft.com/office/word/2016/wordml/cid" xmlns:w16="http://schemas.microsoft.com/office/word/2018/wordml" xmlns:w16du="http://schemas.microsoft.com/office/word/2023/wordml/word16du" xmlns:w16sdtdh="http://schemas.microsoft.com/office/word/2020/wordml/sdtdatahash" xmlns:w16sdtfl="http://schemas.microsoft.com/office/word/2024/wordml/sdtformatlock" xmlns:w16se="http://schemas.microsoft.com/office/word/2015/wordml/symex" mc:Ignorable="w14 w15 w16se w16cid w16 w16cex w16sdtdh w16sdtfl w16du">
+<w:styles xmlns:mc="http://schemas.openxmlformats.org/markup-compatibility/2006" xmlns:r="http://schemas.openxmlformats.org/officeDocument/2006/relationships" xmlns:w="http://schemas.openxmlformats.org/wordprocessingml/2006/main" xmlns:w14="http://schemas.microsoft.com/office/word/2010/wordml" xmlns:w15="http://schemas.microsoft.com/office/word/2012/wordml" xmlns:w16cex="http://schemas.microsoft.com/office/word/2018/wordml/cex" xmlns:w16cid="http://schemas.microsoft.com/office/word/2016/wordml/cid" xmlns:w16="http://schemas.microsoft.com/office/word/2018/wordml" xmlns:w16se="http://schemas.microsoft.com/office/word/2015/wordml/symex" mc:Ignorable="w14 w15 w16se w16cid w16 w16cex">
   <w:docDefaults>
     <w:rPrDefault>
       <w:rPr>
@@ -1244,7 +1137,7 @@
     <w:lsdException w:name="Unresolved Mention" w:semiHidden="1" w:unhideWhenUsed="1"/>
     <w:lsdException w:name="Smart Link" w:semiHidden="1" w:unhideWhenUsed="1"/>
   </w:latentStyles>
-  <w:style w:type="paragraph" w:default="1" w:styleId="Normal">
+  <w:style w:type="paragraph" w:default="1" w:styleId="a">
     <w:name w:val="Normal"/>
     <w:qFormat/>
     <w:rsid w:val="00562775"/>
@@ -1253,13 +1146,13 @@
       <w:lang w:val="bg-BG"/>
     </w:rPr>
   </w:style>
-  <w:style w:type="character" w:default="1" w:styleId="DefaultParagraphFont">
+  <w:style w:type="character" w:default="1" w:styleId="a0">
     <w:name w:val="Default Paragraph Font"/>
     <w:uiPriority w:val="1"/>
     <w:semiHidden/>
     <w:unhideWhenUsed/>
   </w:style>
-  <w:style w:type="table" w:default="1" w:styleId="TableNormal">
+  <w:style w:type="table" w:default="1" w:styleId="a1">
     <w:name w:val="Normal Table"/>
     <w:uiPriority w:val="99"/>
     <w:semiHidden/>
@@ -1274,7 +1167,7 @@
       </w:tblCellMar>
     </w:tblPr>
   </w:style>
-  <w:style w:type="numbering" w:default="1" w:styleId="NoList">
+  <w:style w:type="numbering" w:default="1" w:styleId="a2">
     <w:name w:val="No List"/>
     <w:uiPriority w:val="99"/>
     <w:semiHidden/>
@@ -1296,10 +1189,10 @@
       </w:tblCellMar>
     </w:tblPr>
   </w:style>
-  <w:style w:type="paragraph" w:styleId="BodyText">
+  <w:style w:type="paragraph" w:styleId="a3">
     <w:name w:val="Body Text"/>
-    <w:basedOn w:val="Normal"/>
-    <w:link w:val="BodyTextChar"/>
+    <w:basedOn w:val="a"/>
+    <w:link w:val="a4"/>
     <w:uiPriority w:val="1"/>
     <w:qFormat/>
     <w:rPr>
@@ -1307,10 +1200,10 @@
       <w:szCs w:val="28"/>
     </w:rPr>
   </w:style>
-  <w:style w:type="paragraph" w:styleId="Title">
+  <w:style w:type="paragraph" w:styleId="a5">
     <w:name w:val="Title"/>
-    <w:basedOn w:val="Normal"/>
-    <w:link w:val="TitleChar"/>
+    <w:basedOn w:val="a"/>
+    <w:link w:val="a6"/>
     <w:uiPriority w:val="10"/>
     <w:qFormat/>
     <w:pPr>
@@ -1323,22 +1216,22 @@
       <w:szCs w:val="32"/>
     </w:rPr>
   </w:style>
-  <w:style w:type="paragraph" w:styleId="ListParagraph">
+  <w:style w:type="paragraph" w:styleId="a7">
     <w:name w:val="List Paragraph"/>
-    <w:basedOn w:val="Normal"/>
+    <w:basedOn w:val="a"/>
     <w:uiPriority w:val="1"/>
     <w:qFormat/>
   </w:style>
   <w:style w:type="paragraph" w:customStyle="1" w:styleId="TableParagraph">
     <w:name w:val="Table Paragraph"/>
-    <w:basedOn w:val="Normal"/>
+    <w:basedOn w:val="a"/>
     <w:uiPriority w:val="1"/>
     <w:qFormat/>
   </w:style>
-  <w:style w:type="character" w:customStyle="1" w:styleId="BodyTextChar">
-    <w:name w:val="Body Text Char"/>
-    <w:basedOn w:val="DefaultParagraphFont"/>
-    <w:link w:val="BodyText"/>
+  <w:style w:type="character" w:customStyle="1" w:styleId="a4">
+    <w:name w:val="Основной текст Знак"/>
+    <w:basedOn w:val="a0"/>
+    <w:link w:val="a3"/>
     <w:uiPriority w:val="1"/>
     <w:rsid w:val="00F00B82"/>
     <w:rPr>
@@ -1348,10 +1241,10 @@
       <w:lang w:val="bg-BG"/>
     </w:rPr>
   </w:style>
-  <w:style w:type="character" w:customStyle="1" w:styleId="TitleChar">
-    <w:name w:val="Title Char"/>
-    <w:basedOn w:val="DefaultParagraphFont"/>
-    <w:link w:val="Title"/>
+  <w:style w:type="character" w:customStyle="1" w:styleId="a6">
+    <w:name w:val="Заголовок Знак"/>
+    <w:basedOn w:val="a0"/>
+    <w:link w:val="a5"/>
     <w:uiPriority w:val="10"/>
     <w:rsid w:val="00F00B82"/>
     <w:rPr>
@@ -1654,7 +1547,7 @@
 </file>
 
 <file path=customXml/itemProps1.xml><?xml version="1.0" encoding="utf-8"?>
-<ds:datastoreItem xmlns:ds="http://schemas.openxmlformats.org/officeDocument/2006/customXml" ds:itemID="{E40647A2-94CA-473D-9AA9-0E3DCDCA74BA}">
+<ds:datastoreItem xmlns:ds="http://schemas.openxmlformats.org/officeDocument/2006/customXml" ds:itemID="{7EEACD89-12E2-4E47-924D-793CF36EBE99}">
   <ds:schemaRefs>
     <ds:schemaRef ds:uri="http://schemas.openxmlformats.org/officeDocument/2006/bibliography"/>
   </ds:schemaRefs>
